--- a/klagomål/A 51149-2025 FSC-klagomål.docx
+++ b/klagomål/A 51149-2025 FSC-klagomål.docx
@@ -1189,7 +1189,7 @@
     <w:r>
       <w:tab/>
       <w:tab/>
-      <w:t>2026-09-14</w:t>
+      <w:t>2026-09-15</w:t>
       <w:br/>
       <w:br/>
     </w:r>

--- a/klagomål/A 51149-2025 FSC-klagomål.docx
+++ b/klagomål/A 51149-2025 FSC-klagomål.docx
@@ -1189,7 +1189,7 @@
     <w:r>
       <w:tab/>
       <w:tab/>
-      <w:t>2026-09-15</w:t>
+      <w:t>2026-09-16</w:t>
       <w:br/>
       <w:br/>
     </w:r>

--- a/klagomål/A 51149-2025 FSC-klagomål.docx
+++ b/klagomål/A 51149-2025 FSC-klagomål.docx
@@ -1189,7 +1189,7 @@
     <w:r>
       <w:tab/>
       <w:tab/>
-      <w:t>2026-09-16</w:t>
+      <w:t>2026-09-17</w:t>
       <w:br/>
       <w:br/>
     </w:r>

--- a/klagomål/A 51149-2025 FSC-klagomål.docx
+++ b/klagomål/A 51149-2025 FSC-klagomål.docx
@@ -1189,7 +1189,7 @@
     <w:r>
       <w:tab/>
       <w:tab/>
-      <w:t>2026-09-17</w:t>
+      <w:t>2026-09-18</w:t>
       <w:br/>
       <w:br/>
     </w:r>

--- a/klagomål/A 51149-2025 FSC-klagomål.docx
+++ b/klagomål/A 51149-2025 FSC-klagomål.docx
@@ -1189,7 +1189,7 @@
     <w:r>
       <w:tab/>
       <w:tab/>
-      <w:t>2026-09-18</w:t>
+      <w:t>2026-09-19</w:t>
       <w:br/>
       <w:br/>
     </w:r>

--- a/klagomål/A 51149-2025 FSC-klagomål.docx
+++ b/klagomål/A 51149-2025 FSC-klagomål.docx
@@ -1189,7 +1189,7 @@
     <w:r>
       <w:tab/>
       <w:tab/>
-      <w:t>2026-09-19</w:t>
+      <w:t>2026-09-21</w:t>
       <w:br/>
       <w:br/>
     </w:r>

--- a/klagomål/A 51149-2025 FSC-klagomål.docx
+++ b/klagomål/A 51149-2025 FSC-klagomål.docx
@@ -1189,7 +1189,7 @@
     <w:r>
       <w:tab/>
       <w:tab/>
-      <w:t>2026-09-21</w:t>
+      <w:t>2026-09-23</w:t>
       <w:br/>
       <w:br/>
     </w:r>

--- a/klagomål/A 51149-2025 FSC-klagomål.docx
+++ b/klagomål/A 51149-2025 FSC-klagomål.docx
@@ -1189,7 +1189,7 @@
     <w:r>
       <w:tab/>
       <w:tab/>
-      <w:t>2026-09-23</w:t>
+      <w:t>2026-09-24</w:t>
       <w:br/>
       <w:br/>
     </w:r>

--- a/klagomål/A 51149-2025 FSC-klagomål.docx
+++ b/klagomål/A 51149-2025 FSC-klagomål.docx
@@ -1189,7 +1189,7 @@
     <w:r>
       <w:tab/>
       <w:tab/>
-      <w:t>2026-09-24</w:t>
+      <w:t>2026-09-25</w:t>
       <w:br/>
       <w:br/>
     </w:r>

--- a/klagomål/A 51149-2025 FSC-klagomål.docx
+++ b/klagomål/A 51149-2025 FSC-klagomål.docx
@@ -1189,7 +1189,7 @@
     <w:r>
       <w:tab/>
       <w:tab/>
-      <w:t>2026-09-25</w:t>
+      <w:t>2026-09-26</w:t>
       <w:br/>
       <w:br/>
     </w:r>

--- a/klagomål/A 51149-2025 FSC-klagomål.docx
+++ b/klagomål/A 51149-2025 FSC-klagomål.docx
@@ -1189,7 +1189,7 @@
     <w:r>
       <w:tab/>
       <w:tab/>
-      <w:t>2026-09-26</w:t>
+      <w:t>2026-09-27</w:t>
       <w:br/>
       <w:br/>
     </w:r>

--- a/klagomål/A 51149-2025 FSC-klagomål.docx
+++ b/klagomål/A 51149-2025 FSC-klagomål.docx
@@ -1189,7 +1189,7 @@
     <w:r>
       <w:tab/>
       <w:tab/>
-      <w:t>2026-09-27</w:t>
+      <w:t>2026-09-28</w:t>
       <w:br/>
       <w:br/>
     </w:r>

--- a/klagomål/A 51149-2025 FSC-klagomål.docx
+++ b/klagomål/A 51149-2025 FSC-klagomål.docx
@@ -221,7 +221,7 @@
     </w:p>
     <w:p>
       <w:r>
-        <w:t>I och inom 25 meter från avverkningsanmälan finns fynd av 12 naturvårdsarter, varav 4 är rödlistade, 2 är fridlysta, 10 är typiska (T) och 7 är signalarter (S): läderdoftande fingersvamp (VU), svart taggsvamp (NT), ullticka (NT, T), vårärt (NT, T), guldlockmossa (S, T), mindre märgborre (S, T), mörk husmossa (S, T), platt fjädermossa (S, T), skogsknipprot (S, T, §8), stubbspretmossa (S, T), tibast (S, T) och blåsippa (T, §9). Se Figur 1.</w:t>
+        <w:t>I och inom 25 meter från avverkningsanmälan finns fynd av 20 naturvårdsarter, varav 11 är rödlistade, 2 är fridlysta, 10 är typiska (T) och 8 är signalarter (S): duvspindling (VU), kopparspindling (VU), läderdoftande fingersvamp (VU), Phellodon melilotinus (VU), fjällig taggsvamp s.str. (NT), persiljespindling (NT), puderspindling (NT), rödfläckig zontaggsvamp (NT), svart taggsvamp (NT), ullticka (NT, T), vårärt (NT, T), guldlockmossa (S, T), mindre märgborre (S, T), mörk husmossa (S, T), platt fjädermossa (S, T), skogsknipprot (S, T, §8), stubbspretmossa (S, T), tibast (S, T), zontaggsvamp (S) och blåsippa (T, §9). Se Figur 1.</w:t>
       </w:r>
     </w:p>
     <w:p>
@@ -252,10 +252,121 @@
         <w:rPr>
           <w:b/>
         </w:rPr>
+        <w:t>Duvspindling (VU)</w:t>
+      </w:r>
+      <w:r>
+        <w:t xml:space="preserve"> bildar mykorrhiza med tall och förmodligen även gran i torr, kalkrik barrskog. Arten är placerad högst upp i Skogsstyrelsens värdepyramid för bedömning av skog med höga naturvärden och utgör en mycket bra indikator på skyddsvärd kalktallskog av sydöstlig typ. Kalavverkning, markberedning och markavvattning utgör de främsta hoten (SLU Artdatabanken, 2024; Nitare &amp; Skogsstyrelsen, 2019).</w:t>
+      </w:r>
+    </w:p>
+    <w:p>
+      <w:r>
+        <w:rPr>
+          <w:b/>
+        </w:rPr>
+        <w:t xml:space="preserve">Kopparspindling (VU) </w:t>
+      </w:r>
+      <w:r>
+        <w:t>bildar mykorrhiza med tall och gran i äldre ängsgranskog på kalkrik mark, mer sällan i ren kalktallskog.</w:t>
+      </w:r>
+      <w:r>
+        <w:rPr>
+          <w:b/>
+        </w:rPr>
+        <w:t xml:space="preserve"> </w:t>
+      </w:r>
+      <w:r>
+        <w:t>Minskningstakten uppgår till 30 % inom 50 år och överstiger gränsvärdet för Sårbar (VU) enligt A-kriteriet. (A2c+3c+4c).</w:t>
+      </w:r>
+      <w:r>
+        <w:rPr>
+          <w:b/>
+        </w:rPr>
+        <w:t xml:space="preserve"> </w:t>
+      </w:r>
+      <w:r>
+        <w:t>Intensivt skogsbruk, särskilt kalavverkning och markberedning missgynnar arten och lokaler som även hyser ett stort antal andra hotade arter bör helt undantas från skogsbruk.</w:t>
+      </w:r>
+      <w:r>
+        <w:rPr>
+          <w:b/>
+        </w:rPr>
+        <w:t xml:space="preserve"> </w:t>
+      </w:r>
+      <w:r>
+        <w:t>Kopparspindling är globalt rödlistad som nära hotad (NT) vilket innebär att Sverige har ett internationellt ansvar för arten (SLU Artdatabanken, 2024; IUCN, 2015).</w:t>
+      </w:r>
+    </w:p>
+    <w:p>
+      <w:r>
+        <w:rPr>
+          <w:b/>
+        </w:rPr>
         <w:t xml:space="preserve">Läderdoftande fingersvamp (VU) </w:t>
       </w:r>
       <w:r>
         <w:t>bildar mykorrhiza med gran i örtrik äldre barrskog, ofta på kalkrik mark. Den har en speciell doft som kan påminna om nytt skoläder (skoaffär), därav det svenska namnet. Den totala populationen i landet bedöms ändå ha minskat starkt och fortsatt kommer att minska då arten är knuten till en bördig äldre kalkgranskogsmiljö som successivt avverkas och där få områden alltjämt är formellt skyddade. All form av hårdhänt skogsavverkning på eller i närheten av växtplatsen missgynnar arten. Artens huvudsakliga koppling till produktiva äldre granskogar med hög bonitet gör den särskilt utsatt för slutavverkning. Samtliga lokaler bör undantas från rationellt skogsbruk och få ett områdesskydd (SLU Artdatabanken, 2024; Nitare &amp; Skogsstyrelsen, 2019).</w:t>
+      </w:r>
+    </w:p>
+    <w:p>
+      <w:r>
+        <w:rPr>
+          <w:b/>
+          <w:i/>
+        </w:rPr>
+        <w:t>Phellodon melilotinus</w:t>
+      </w:r>
+      <w:r>
+        <w:rPr>
+          <w:b/>
+        </w:rPr>
+        <w:t xml:space="preserve"> (VU) </w:t>
+      </w:r>
+      <w:r>
+        <w:t>är en lädertaggsvamp som bildar mykorrhiza med gran, möjligen även med tall, i äldre barrskog på kalkrik mark. Den totala populationen i landet bedöms ha minskat och förväntas fortsätta minska på grund av slutavverkning av äldre kalkbarrskog och kontinuitetsskog. Arten har begränsad förmåga att återetablera sig efter slutavverkning eller andra storskaliga skogsbruksåtgärder. Det finns inga indikationer på att arten långsiktigt kan etablera eller reproducera sig i skogsbestånd som brukas med trakthyggesmetoder, markberedning, gödsling eller föryngring med förädlat plantmaterial. Uppfyller kriterierna för att bli rödlistad på grund av ny kunskap som visar att en större andel av populationen än tidigare bedömt är knuten till kontinuitetsbarrskog (SLU Artdatabanken, 2026).</w:t>
+      </w:r>
+    </w:p>
+    <w:p>
+      <w:r>
+        <w:rPr>
+          <w:b/>
+        </w:rPr>
+        <w:t>Fjällig taggsvamp s.str. (NT)</w:t>
+      </w:r>
+      <w:r>
+        <w:t xml:space="preserve"> bildar mykorrhiza med gran i granskog och barrblandskog, främst på frisk näringsrik mark i äldre skog med lång trädkontinuitet. Den totala populationen i landet har minskat och bedöms fortsätta minska till följd av avverkning av äldre barrskogar. Minskningstakten för den svenska populationen bedöms vara nära gränsvärdet för sårbar (VU) (SLU Artdatabanken, 2026).</w:t>
+      </w:r>
+    </w:p>
+    <w:p>
+      <w:r>
+        <w:rPr>
+          <w:b/>
+        </w:rPr>
+        <w:t>Persiljespindling (NT)</w:t>
+      </w:r>
+      <w:r>
+        <w:t xml:space="preserve"> bildar mykorrhiza med tall, gran och bok i ängsgranskog, kalktallskog och i ängsbokskog på rikare mark. Minskningstakten uppgår till 15 % inom 50 år och bedöms vara nära gränsvärdet för Sårbar (VU). (A2c+3c+4c). Persiljespindlingen hotas av avverkningar och är särskilt känslig eftersom den är knuten till äldre, produktiv barrskog, d.v.s. en skogstyp som är en bristvara i skyddade områden i Sverige och som samtidigt försvinner i snabb takt genom slutavverkningar. Skyddet för äldre ört- och kalkrika barrskogar med trädkontinuitet måste öka och oskyddade bokskogar med persiljespindling måste få ett formellt skydd i form av biotopskydd eller naturreservat (SLU Artdatabanken, 2024).</w:t>
+      </w:r>
+    </w:p>
+    <w:p>
+      <w:r>
+        <w:rPr>
+          <w:b/>
+        </w:rPr>
+        <w:t xml:space="preserve">Puderspindling (NT) </w:t>
+      </w:r>
+      <w:r>
+        <w:t>bildar mykorrhiza med gran och växer i äldre ängsgranskog på kalkrik mark. Påträffas ofta i myrstackar. Storskaligt skogsbruk med kalavverkning och markberedning eller kraftig gallring är det främsta hotet mot arten. På sikt är det ett problem att skogar av denna typ, med stort inslag av äldre träd inte nybildas. Ett fullständigt skydd för artens lokaler bör övervägas. Där avverkning ändå tillåts måste den ske försiktigt så att kontinuiteten i trädskiktet inte bryts. Ett tillräckligt antal äldre träd måste finnas kvar i beståndet. Det är önskvärt med stor naturvårdshänsyn i alla områden med äldre granskog på näringsrik mark oavsett om dess flora är känd eller ej (SLU Artdatabanken, 2025).</w:t>
+      </w:r>
+    </w:p>
+    <w:p>
+      <w:r>
+        <w:rPr>
+          <w:b/>
+        </w:rPr>
+        <w:t>Rödfläckig zontaggsvamp (NT)</w:t>
+      </w:r>
+      <w:r>
+        <w:t xml:space="preserve"> bildar mykorrhiza med gran i barrskog på kalkrik eller annan basiskt påverkad mark. Den totala populationen i landet har minskat och bedöms fortsätta minska till följd av avverkning av äldre kalkbarrskog. Det finns inga indikationer på att arten långsiktigt kan etablera eller reproducera sig i skogsbestånd som brukas med trakthyggesmetoder, markberedning, gödsling eller föryngring med förädlat plantmaterial (SLU Artdatabanken, 2026).</w:t>
       </w:r>
     </w:p>
     <w:p>
@@ -667,7 +778,7 @@
         <w:rPr>
           <w:i/>
         </w:rPr>
-        <w:t>I det avverkningsanmälda skogsområdet har 12 naturvårdsarter varav 4 rödlistade arter sina livsmiljöer och växtplatser.</w:t>
+        <w:t>I det avverkningsanmälda skogsområdet har 20 naturvårdsarter varav 11 rödlistade arter sina livsmiljöer och växtplatser.</w:t>
       </w:r>
     </w:p>
     <w:p>
@@ -1189,7 +1300,7 @@
     <w:r>
       <w:tab/>
       <w:tab/>
-      <w:t>2026-09-28</w:t>
+      <w:t>2026-09-29</w:t>
       <w:br/>
       <w:br/>
     </w:r>

--- a/klagomål/A 51149-2025 FSC-klagomål.docx
+++ b/klagomål/A 51149-2025 FSC-klagomål.docx
@@ -1300,7 +1300,7 @@
     <w:r>
       <w:tab/>
       <w:tab/>
-      <w:t>2026-09-29</w:t>
+      <w:t>2026-09-30</w:t>
       <w:br/>
       <w:br/>
     </w:r>

--- a/klagomål/A 51149-2025 FSC-klagomål.docx
+++ b/klagomål/A 51149-2025 FSC-klagomål.docx
@@ -1300,7 +1300,7 @@
     <w:r>
       <w:tab/>
       <w:tab/>
-      <w:t>2026-09-30</w:t>
+      <w:t>2026-10-01</w:t>
       <w:br/>
       <w:br/>
     </w:r>

--- a/klagomål/A 51149-2025 FSC-klagomål.docx
+++ b/klagomål/A 51149-2025 FSC-klagomål.docx
@@ -1300,7 +1300,7 @@
     <w:r>
       <w:tab/>
       <w:tab/>
-      <w:t>2026-10-01</w:t>
+      <w:t>2026-10-02</w:t>
       <w:br/>
       <w:br/>
     </w:r>

--- a/klagomål/A 51149-2025 FSC-klagomål.docx
+++ b/klagomål/A 51149-2025 FSC-klagomål.docx
@@ -221,7 +221,7 @@
     </w:p>
     <w:p>
       <w:r>
-        <w:t>I och inom 25 meter från avverkningsanmälan finns fynd av 20 naturvårdsarter, varav 11 är rödlistade, 2 är fridlysta, 10 är typiska (T) och 8 är signalarter (S): duvspindling (VU), kopparspindling (VU), läderdoftande fingersvamp (VU), Phellodon melilotinus (VU), fjällig taggsvamp s.str. (NT), persiljespindling (NT), puderspindling (NT), rödfläckig zontaggsvamp (NT), svart taggsvamp (NT), ullticka (NT, T), vårärt (NT, T), guldlockmossa (S, T), mindre märgborre (S, T), mörk husmossa (S, T), platt fjädermossa (S, T), skogsknipprot (S, T, §8), stubbspretmossa (S, T), tibast (S, T), zontaggsvamp (S) och blåsippa (T, §9). Se Figur 1.</w:t>
+        <w:t>I och inom 25 meter från avverkningsanmälan finns fynd av 25 naturvårdsarter, varav 15 är rödlistade, 2 är fridlysta, 11 är typiska (T) och 9 är signalarter (S): dvärgtaggsvamp (EN), duvspindling (VU), gyllenspindling (VU), kopparspindling (VU), läderdoftande fingersvamp (VU), Phellodon melilotinus (VU), fjällig taggsvamp s.str. (NT), orange taggsvamp (NT, T), persiljespindling (NT), puderspindling (NT), rödfläckig zontaggsvamp (NT), skarp dropptaggsvamp (NT), svart taggsvamp (NT), ullticka (NT, T), vårärt (NT, T), guldlockmossa (S, T), mindre märgborre (S, T), mörk husmossa (S, T), olivspindling (S), platt fjädermossa (S, T), skogsknipprot (S, T, §8), stubbspretmossa (S, T), tibast (S, T), zontaggsvamp (S) och blåsippa (T, §9). Se Figur 1.</w:t>
       </w:r>
     </w:p>
     <w:p>
@@ -252,10 +252,32 @@
         <w:rPr>
           <w:b/>
         </w:rPr>
+        <w:t>Dvärgtaggsvamp (EN)</w:t>
+      </w:r>
+      <w:r>
+        <w:t xml:space="preserve"> är en starkt hotad art som är placerad högst upp i Skogsstyrelsens värdepyramid för skog med höga naturvärden. Arten förekommer på kalkrik eller annan basiskt påverkad mark där den bildar mykorrhiza med gran, möjligen även med tall, i äldre barrskogar med lång kontinuitet. Den totala populationen i landet har minskat kraftigt och bedöms fortsätta minska till följd av avverkning av kalkbarrskogar och fortsatt fragmentering av artens livsmiljöer. Arten har begränsad förmåga att återetablera sig efter slutavverkning eller andra storskaliga skogsbruksåtgärder, och det finns inga indikationer på att den långsiktigt kan etablera eller reproducera sig i bestånd som brukas med trakthyggesmetoder, markberedning, gödsling eller förädlat plantmaterial (SLU Artdatabanken, 2026; Nitare &amp; Skogsstyrelsen, 2019).</w:t>
+      </w:r>
+    </w:p>
+    <w:p>
+      <w:r>
+        <w:rPr>
+          <w:b/>
+        </w:rPr>
         <w:t>Duvspindling (VU)</w:t>
       </w:r>
       <w:r>
         <w:t xml:space="preserve"> bildar mykorrhiza med tall och förmodligen även gran i torr, kalkrik barrskog. Arten är placerad högst upp i Skogsstyrelsens värdepyramid för bedömning av skog med höga naturvärden och utgör en mycket bra indikator på skyddsvärd kalktallskog av sydöstlig typ. Kalavverkning, markberedning och markavvattning utgör de främsta hoten (SLU Artdatabanken, 2024; Nitare &amp; Skogsstyrelsen, 2019).</w:t>
+      </w:r>
+    </w:p>
+    <w:p>
+      <w:r>
+        <w:rPr>
+          <w:b/>
+        </w:rPr>
+        <w:t>Gyllenspindling (VU)</w:t>
+      </w:r>
+      <w:r>
+        <w:t xml:space="preserve"> bildar mykorrhiza med gran i ängsgranskog på kalkrik mark, mer sällan med tall i kalktallskog. Minskningstakten uppgår till 30 % inom 50 år och överstiger gränsvärdet för Sårbar (VU) enligt A-kriteriet. Skogsbruk med kalavverkning, markberedning etc. är ogynnsamt för arten. Barrskog på kalkrik mark är en synnerligen skyddsvärd biotop varav fler områden behöver skyddas (SLU Artdatabanken, 2024).</w:t>
       </w:r>
     </w:p>
     <w:p>
@@ -341,6 +363,26 @@
         <w:rPr>
           <w:b/>
         </w:rPr>
+        <w:t xml:space="preserve">Orange taggsvamp (NT) </w:t>
+      </w:r>
+      <w:r>
+        <w:t xml:space="preserve">bildar mykorrhiza med både gran och tall och den förekommer främst i äldre barrskogar med kontinuitetsskogskaraktär. Mest frekvent är den i äldre mossrik granskog, men då bara i skogar inom granens naturliga utbredningsområde och i bestånd med långvarig grankontinuitet. Den totala populationen i landet bedöms ha minskat kraftigt och fortsatt kommer att minska då arten är knuten till en produktiv skogsmiljö som successivt avverkas. Arten hotas främst av skogsavverkning och tycks försvinna efter slutavverkning, markberedning och plantering och det är inte känt att arten har återkommit i anlagd skog på tidigare kalmark. Orange taggsvamp är typisk art för </w:t>
+      </w:r>
+      <w:r>
+        <w:rPr>
+          <w:i/>
+        </w:rPr>
+        <w:t>9010 Taiga</w:t>
+      </w:r>
+      <w:r>
+        <w:t xml:space="preserve"> (SLU Artdatabanken, 2024).</w:t>
+      </w:r>
+    </w:p>
+    <w:p>
+      <w:r>
+        <w:rPr>
+          <w:b/>
+        </w:rPr>
         <w:t>Persiljespindling (NT)</w:t>
       </w:r>
       <w:r>
@@ -374,6 +416,17 @@
         <w:rPr>
           <w:b/>
         </w:rPr>
+        <w:t xml:space="preserve">Skarp dropptaggsvamp (NT) </w:t>
+      </w:r>
+      <w:r>
+        <w:t>bildar mykorrhiza med både gran och tall, främst i barrskogar med trädkontinuitet. Arten uppträder dels i näringsrik kalkbarrskog och dels i sur lavtallskog. Kalkbarrskogarna är ofta grandominerade, olikåldriga och skiktade på frisk mark med ett örtrikt vegetationsskikt. Lavtallskogarna är i regel magra, torra, ljusöppna och ofta brandpräglade. Den totala populationen i landet har minskat och bedöms fortsätta minska till följd av avverkning av äldre barrskogar. Arten har begränsad förmåga att återetablera sig efter slutavverkning eller andra storskaliga skogsbruksåtgärder. Det saknas indikationer på att arten långsiktigt kan etablera eller reproducera sig i skogsbestånd som brukas med metoder som trakthyggesbruk, markberedning, gödsling eller föryngring med förädlat plantmaterial. Minskningstakten för den svenska populationen bedöms vara nära gränsvärdet för Sårbar (VU) (SLU Artdatabanken, 2026).</w:t>
+      </w:r>
+    </w:p>
+    <w:p>
+      <w:r>
+        <w:rPr>
+          <w:b/>
+        </w:rPr>
         <w:t>Svart taggsvamp (NT)</w:t>
       </w:r>
       <w:r>
@@ -550,6 +603,17 @@
       </w:r>
       <w:r>
         <w:t xml:space="preserve"> (SLU Artdatabanken, 2024; Nitare &amp; Skogsstyrelsen, 2019).</w:t>
+      </w:r>
+    </w:p>
+    <w:p>
+      <w:r>
+        <w:rPr>
+          <w:b/>
+        </w:rPr>
+        <w:t>Olivspindling</w:t>
+      </w:r>
+      <w:r>
+        <w:t xml:space="preserve"> växer uteslutande på näringsrik och kalkhaltig skogsmark där den huvudsakligen bildar mykorrhiza med gran och tall. Svampen är en typisk representant för kalkgranskogens särpräglade och rika svampflora. Kalavverkning är ett hot mot arten, eftersom den sannolikt kräver lång kontinuitet av äldre träd. Populationerna i landet bedöms därför minska beroende på slutavverkning av äldre barrskog på kalkhaltig mark (SLU Artdatabanken, 2024; Nitare &amp; Skogsstyrelsen, 2019).</w:t>
       </w:r>
     </w:p>
     <w:p>
@@ -757,10 +821,18 @@
         <w:rPr>
           <w:b/>
         </w:rPr>
-        <w:t xml:space="preserve">6.4.3 </w:t>
-      </w:r>
-      <w:r>
-        <w:t>Bevarandeåtgärder genomförs för de kända förekomster av rödlistade arter som påverkas av skogsbruk.</w:t>
+        <w:t xml:space="preserve">6.4.1 </w:t>
+      </w:r>
+      <w:r>
+        <w:t>Följande biotoper undantas från alla skogsbruksåtgärder, förutom åtgärder påkallade för att bevara eller främja biotopens naturliga eller hävdbetingade biologiska mångfald:</w:t>
+      </w:r>
+    </w:p>
+    <w:p>
+      <w:pPr>
+        <w:ind w:left="357"/>
+      </w:pPr>
+      <w:r>
+        <w:t>b) nyckelbiotoper enligt Skogsstyrelsens definition och metod (1995)</w:t>
       </w:r>
     </w:p>
     <w:p>
@@ -778,7 +850,36 @@
         <w:rPr>
           <w:i/>
         </w:rPr>
-        <w:t>I det avverkningsanmälda skogsområdet har 20 naturvårdsarter varav 11 rödlistade arter sina livsmiljöer och växtplatser.</w:t>
+        <w:t>I det avverkningsanmälda skogsområdet har 24 rödlistade arter och signalarter påträffats. Detta ska jämföras med Skogsstyrelsens uppföljning 2017 av nyckelbiotoper som visade att man i genomsnitt hittar 20,6 olika rödlistade arter och signalarter i en nyckelbiotop (Wijk, S. 2017. Biologisk mångfald i nyckelbiotoper – Resultat från inventeringen “Uppföljning biologisk mångfald” 2009–2015. Rapport 4/2017 Skogsstyrelsen, Jönköping).</w:t>
+      </w:r>
+    </w:p>
+    <w:p>
+      <w:r>
+        <w:rPr>
+          <w:b/>
+        </w:rPr>
+        <w:t xml:space="preserve">6.4.3 </w:t>
+      </w:r>
+      <w:r>
+        <w:t>Bevarandeåtgärder genomförs för de kända förekomster av rödlistade arter som påverkas av skogsbruk.</w:t>
+      </w:r>
+    </w:p>
+    <w:p>
+      <w:pPr>
+        <w:pStyle w:val="ListBullet"/>
+      </w:pPr>
+      <w:r>
+        <w:rPr>
+          <w:b/>
+          <w:i/>
+        </w:rPr>
+        <w:t xml:space="preserve">Kommentar: </w:t>
+      </w:r>
+      <w:r>
+        <w:rPr>
+          <w:i/>
+        </w:rPr>
+        <w:t>I det avverkningsanmälda skogsområdet har 25 naturvårdsarter varav 15 rödlistade arter sina livsmiljöer och växtplatser.</w:t>
       </w:r>
     </w:p>
     <w:p>
@@ -1300,7 +1401,7 @@
     <w:r>
       <w:tab/>
       <w:tab/>
-      <w:t>2026-10-02</w:t>
+      <w:t>2026-10-03</w:t>
       <w:br/>
       <w:br/>
     </w:r>

--- a/klagomål/A 51149-2025 FSC-klagomål.docx
+++ b/klagomål/A 51149-2025 FSC-klagomål.docx
@@ -1401,7 +1401,7 @@
     <w:r>
       <w:tab/>
       <w:tab/>
-      <w:t>2026-10-03</w:t>
+      <w:t>2026-10-04</w:t>
       <w:br/>
       <w:br/>
     </w:r>

--- a/klagomål/A 51149-2025 FSC-klagomål.docx
+++ b/klagomål/A 51149-2025 FSC-klagomål.docx
@@ -1401,7 +1401,7 @@
     <w:r>
       <w:tab/>
       <w:tab/>
-      <w:t>2026-10-04</w:t>
+      <w:t>2026-10-05</w:t>
       <w:br/>
       <w:br/>
     </w:r>

--- a/klagomål/A 51149-2025 FSC-klagomål.docx
+++ b/klagomål/A 51149-2025 FSC-klagomål.docx
@@ -1401,7 +1401,7 @@
     <w:r>
       <w:tab/>
       <w:tab/>
-      <w:t>2026-10-05</w:t>
+      <w:t>2026-10-06</w:t>
       <w:br/>
       <w:br/>
     </w:r>

--- a/klagomål/A 51149-2025 FSC-klagomål.docx
+++ b/klagomål/A 51149-2025 FSC-klagomål.docx
@@ -1401,7 +1401,7 @@
     <w:r>
       <w:tab/>
       <w:tab/>
-      <w:t>2026-10-06</w:t>
+      <w:t>2026-10-07</w:t>
       <w:br/>
       <w:br/>
     </w:r>

--- a/klagomål/A 51149-2025 FSC-klagomål.docx
+++ b/klagomål/A 51149-2025 FSC-klagomål.docx
@@ -1401,7 +1401,7 @@
     <w:r>
       <w:tab/>
       <w:tab/>
-      <w:t>2026-10-07</w:t>
+      <w:t>2026-10-08</w:t>
       <w:br/>
       <w:br/>
     </w:r>

--- a/klagomål/A 51149-2025 FSC-klagomål.docx
+++ b/klagomål/A 51149-2025 FSC-klagomål.docx
@@ -1401,7 +1401,7 @@
     <w:r>
       <w:tab/>
       <w:tab/>
-      <w:t>2026-10-08</w:t>
+      <w:t>2026-10-09</w:t>
       <w:br/>
       <w:br/>
     </w:r>

--- a/klagomål/A 51149-2025 FSC-klagomål.docx
+++ b/klagomål/A 51149-2025 FSC-klagomål.docx
@@ -1401,7 +1401,7 @@
     <w:r>
       <w:tab/>
       <w:tab/>
-      <w:t>2026-10-09</w:t>
+      <w:t>2026-10-10</w:t>
       <w:br/>
       <w:br/>
     </w:r>

--- a/klagomål/A 51149-2025 FSC-klagomål.docx
+++ b/klagomål/A 51149-2025 FSC-klagomål.docx
@@ -1401,7 +1401,7 @@
     <w:r>
       <w:tab/>
       <w:tab/>
-      <w:t>2026-10-10</w:t>
+      <w:t>2026-10-11</w:t>
       <w:br/>
       <w:br/>
     </w:r>

--- a/klagomål/A 51149-2025 FSC-klagomål.docx
+++ b/klagomål/A 51149-2025 FSC-klagomål.docx
@@ -1401,7 +1401,7 @@
     <w:r>
       <w:tab/>
       <w:tab/>
-      <w:t>2026-10-11</w:t>
+      <w:t>2026-10-12</w:t>
       <w:br/>
       <w:br/>
     </w:r>

--- a/klagomål/A 51149-2025 FSC-klagomål.docx
+++ b/klagomål/A 51149-2025 FSC-klagomål.docx
@@ -1401,7 +1401,7 @@
     <w:r>
       <w:tab/>
       <w:tab/>
-      <w:t>2026-10-12</w:t>
+      <w:t>2026-10-13</w:t>
       <w:br/>
       <w:br/>
     </w:r>

--- a/klagomål/A 51149-2025 FSC-klagomål.docx
+++ b/klagomål/A 51149-2025 FSC-klagomål.docx
@@ -1401,7 +1401,7 @@
     <w:r>
       <w:tab/>
       <w:tab/>
-      <w:t>2026-10-13</w:t>
+      <w:t>2026-10-14</w:t>
       <w:br/>
       <w:br/>
     </w:r>

--- a/klagomål/A 51149-2025 FSC-klagomål.docx
+++ b/klagomål/A 51149-2025 FSC-klagomål.docx
@@ -1401,7 +1401,7 @@
     <w:r>
       <w:tab/>
       <w:tab/>
-      <w:t>2026-10-14</w:t>
+      <w:t>2026-10-15</w:t>
       <w:br/>
       <w:br/>
     </w:r>

--- a/klagomål/A 51149-2025 FSC-klagomål.docx
+++ b/klagomål/A 51149-2025 FSC-klagomål.docx
@@ -1401,7 +1401,7 @@
     <w:r>
       <w:tab/>
       <w:tab/>
-      <w:t>2026-10-15</w:t>
+      <w:t>2026-10-16</w:t>
       <w:br/>
       <w:br/>
     </w:r>

--- a/klagomål/A 51149-2025 FSC-klagomål.docx
+++ b/klagomål/A 51149-2025 FSC-klagomål.docx
@@ -1401,7 +1401,7 @@
     <w:r>
       <w:tab/>
       <w:tab/>
-      <w:t>2026-10-16</w:t>
+      <w:t>2026-10-17</w:t>
       <w:br/>
       <w:br/>
     </w:r>

--- a/klagomål/A 51149-2025 FSC-klagomål.docx
+++ b/klagomål/A 51149-2025 FSC-klagomål.docx
@@ -1401,7 +1401,7 @@
     <w:r>
       <w:tab/>
       <w:tab/>
-      <w:t>2026-10-17</w:t>
+      <w:t>2026-10-18</w:t>
       <w:br/>
       <w:br/>
     </w:r>

--- a/klagomål/A 51149-2025 FSC-klagomål.docx
+++ b/klagomål/A 51149-2025 FSC-klagomål.docx
@@ -1401,7 +1401,7 @@
     <w:r>
       <w:tab/>
       <w:tab/>
-      <w:t>2026-10-18</w:t>
+      <w:t>2026-10-19</w:t>
       <w:br/>
       <w:br/>
     </w:r>

--- a/klagomål/A 51149-2025 FSC-klagomål.docx
+++ b/klagomål/A 51149-2025 FSC-klagomål.docx
@@ -1401,7 +1401,7 @@
     <w:r>
       <w:tab/>
       <w:tab/>
-      <w:t>2026-10-19</w:t>
+      <w:t>2026-10-20</w:t>
       <w:br/>
       <w:br/>
     </w:r>

--- a/klagomål/A 51149-2025 FSC-klagomål.docx
+++ b/klagomål/A 51149-2025 FSC-klagomål.docx
@@ -1401,7 +1401,7 @@
     <w:r>
       <w:tab/>
       <w:tab/>
-      <w:t>2026-10-20</w:t>
+      <w:t>2026-10-21</w:t>
       <w:br/>
       <w:br/>
     </w:r>

--- a/klagomål/A 51149-2025 FSC-klagomål.docx
+++ b/klagomål/A 51149-2025 FSC-klagomål.docx
@@ -1401,7 +1401,7 @@
     <w:r>
       <w:tab/>
       <w:tab/>
-      <w:t>2026-10-21</w:t>
+      <w:t>2026-10-22</w:t>
       <w:br/>
       <w:br/>
     </w:r>

--- a/klagomål/A 51149-2025 FSC-klagomål.docx
+++ b/klagomål/A 51149-2025 FSC-klagomål.docx
@@ -1401,7 +1401,7 @@
     <w:r>
       <w:tab/>
       <w:tab/>
-      <w:t>2026-10-22</w:t>
+      <w:t>2026-10-23</w:t>
       <w:br/>
       <w:br/>
     </w:r>

--- a/klagomål/A 51149-2025 FSC-klagomål.docx
+++ b/klagomål/A 51149-2025 FSC-klagomål.docx
@@ -1401,7 +1401,7 @@
     <w:r>
       <w:tab/>
       <w:tab/>
-      <w:t>2026-10-23</w:t>
+      <w:t>2026-10-24</w:t>
       <w:br/>
       <w:br/>
     </w:r>

--- a/klagomål/A 51149-2025 FSC-klagomål.docx
+++ b/klagomål/A 51149-2025 FSC-klagomål.docx
@@ -1401,7 +1401,7 @@
     <w:r>
       <w:tab/>
       <w:tab/>
-      <w:t>2026-10-24</w:t>
+      <w:t>2026-10-25</w:t>
       <w:br/>
       <w:br/>
     </w:r>

--- a/klagomål/A 51149-2025 FSC-klagomål.docx
+++ b/klagomål/A 51149-2025 FSC-klagomål.docx
@@ -1401,7 +1401,7 @@
     <w:r>
       <w:tab/>
       <w:tab/>
-      <w:t>2026-10-25</w:t>
+      <w:t>2026-10-26</w:t>
       <w:br/>
       <w:br/>
     </w:r>

--- a/klagomål/A 51149-2025 FSC-klagomål.docx
+++ b/klagomål/A 51149-2025 FSC-klagomål.docx
@@ -1401,7 +1401,7 @@
     <w:r>
       <w:tab/>
       <w:tab/>
-      <w:t>2026-10-26</w:t>
+      <w:t>2026-10-27</w:t>
       <w:br/>
       <w:br/>
     </w:r>

--- a/klagomål/A 51149-2025 FSC-klagomål.docx
+++ b/klagomål/A 51149-2025 FSC-klagomål.docx
@@ -1401,7 +1401,7 @@
     <w:r>
       <w:tab/>
       <w:tab/>
-      <w:t>2026-10-27</w:t>
+      <w:t>2026-10-28</w:t>
       <w:br/>
       <w:br/>
     </w:r>

--- a/klagomål/A 51149-2025 FSC-klagomål.docx
+++ b/klagomål/A 51149-2025 FSC-klagomål.docx
@@ -1401,7 +1401,7 @@
     <w:r>
       <w:tab/>
       <w:tab/>
-      <w:t>2026-10-28</w:t>
+      <w:t>2026-10-29</w:t>
       <w:br/>
       <w:br/>
     </w:r>

--- a/klagomål/A 51149-2025 FSC-klagomål.docx
+++ b/klagomål/A 51149-2025 FSC-klagomål.docx
@@ -1401,7 +1401,7 @@
     <w:r>
       <w:tab/>
       <w:tab/>
-      <w:t>2026-10-29</w:t>
+      <w:t>2026-10-31</w:t>
       <w:br/>
       <w:br/>
     </w:r>
